--- a/TNSKILL_LegalEase_Project_Report_v1.0.docx
+++ b/TNSKILL_LegalEase_Project_Report_v1.0.docx
@@ -1660,6 +1660,10 @@
     <w:p>
       <w:pPr>
         <w:spacing w:after="120"/>
+        <w:rPr>
+          <w:rFonts w:ascii="Arial" w:hAnsi="Arial"/>
+          <w:color w:val="334155"/>
+        </w:rPr>
       </w:pPr>
       <w:r>
         <w:rPr>
@@ -1667,6 +1671,89 @@
           <w:color w:val="334155"/>
         </w:rPr>
         <w:t>The Legal Case Management System (TNSKILL Project - LegalEase) successfully integrates artificial intelligence into the legal documentation workflow. By automating risk assessment, clause extraction, contract review, and interactive legal querying, the platform drastically reduces document evaluation time while enhancing accuracy and risk mitigation. The system provides a scalable, enterprise-ready foundation for law firms, corporate legal departments, and legal professionals.</w:t>
+      </w:r>
+    </w:p>
+    <w:p>
+      <w:pPr>
+        <w:spacing w:after="120"/>
+        <w:rPr>
+          <w:rFonts w:ascii="Arial" w:hAnsi="Arial"/>
+          <w:color w:val="334155"/>
+        </w:rPr>
+      </w:pPr>
+    </w:p>
+    <w:p>
+      <w:pPr>
+        <w:spacing w:after="120"/>
+        <w:rPr>
+          <w:rFonts w:ascii="Arial" w:hAnsi="Arial"/>
+          <w:color w:val="334155"/>
+        </w:rPr>
+      </w:pPr>
+    </w:p>
+    <w:p>
+      <w:pPr>
+        <w:spacing w:after="120"/>
+        <w:rPr>
+          <w:rFonts w:ascii="Arial" w:hAnsi="Arial"/>
+          <w:color w:val="334155"/>
+        </w:rPr>
+      </w:pPr>
+    </w:p>
+    <w:p>
+      <w:pPr>
+        <w:spacing w:after="120"/>
+        <w:rPr>
+          <w:rFonts w:ascii="Arial" w:hAnsi="Arial"/>
+          <w:color w:val="334155"/>
+        </w:rPr>
+      </w:pPr>
+    </w:p>
+    <w:p>
+      <w:pPr>
+        <w:spacing w:after="120"/>
+        <w:rPr>
+          <w:rFonts w:ascii="Arial" w:hAnsi="Arial"/>
+          <w:color w:val="334155"/>
+          <w:sz w:val="48"/>
+          <w:szCs w:val="48"/>
+        </w:rPr>
+      </w:pPr>
+      <w:r>
+        <w:rPr>
+          <w:rFonts w:ascii="Arial" w:hAnsi="Arial"/>
+          <w:color w:val="334155"/>
+          <w:sz w:val="48"/>
+          <w:szCs w:val="48"/>
+        </w:rPr>
+        <w:t>Github link</w:t>
+      </w:r>
+    </w:p>
+    <w:p>
+      <w:pPr>
+        <w:spacing w:after="120"/>
+        <w:rPr>
+          <w:sz w:val="48"/>
+          <w:szCs w:val="48"/>
+        </w:rPr>
+      </w:pPr>
+      <w:r>
+        <w:rPr>
+          <w:rFonts w:ascii="Arial" w:hAnsi="Arial"/>
+          <w:color w:val="334155"/>
+          <w:sz w:val="48"/>
+          <w:szCs w:val="48"/>
+        </w:rPr>
+        <w:t xml:space="preserve">                    </w:t>
+      </w:r>
+      <w:r>
+        <w:rPr>
+          <w:rFonts w:ascii="Arial" w:hAnsi="Arial"/>
+          <w:color w:val="334155"/>
+          <w:sz w:val="48"/>
+          <w:szCs w:val="48"/>
+        </w:rPr>
+        <w:t>https://github.com/sanjaisanjai7040-dev/legalease.project</w:t>
       </w:r>
     </w:p>
     <w:sectPr>
